--- a/files/appendices/stories-before-thought-english.docx
+++ b/files/appendices/stories-before-thought-english.docx
@@ -279,7 +279,7 @@
       <w:r>
         <w:drawing>
           <wp:inline xmlns:a="http://schemas.openxmlformats.org/drawingml/2006/main" xmlns:pic="http://schemas.openxmlformats.org/drawingml/2006/picture">
-            <wp:extent cx="5760720" cy="2736342"/>
+            <wp:extent cx="4572000" cy="2171700"/>
             <wp:docPr id="1" name="Picture 1"/>
             <wp:cNvGraphicFramePr>
               <a:graphicFrameLocks noChangeAspect="1"/>
@@ -300,7 +300,7 @@
                   <pic:spPr>
                     <a:xfrm>
                       <a:off x="0" y="0"/>
-                      <a:ext cx="5760720" cy="2736342"/>
+                      <a:ext cx="4572000" cy="2171700"/>
                     </a:xfrm>
                     <a:prstGeom prst="rect"/>
                   </pic:spPr>
@@ -1370,7 +1370,7 @@
       <w:r>
         <w:drawing>
           <wp:inline xmlns:a="http://schemas.openxmlformats.org/drawingml/2006/main" xmlns:pic="http://schemas.openxmlformats.org/drawingml/2006/picture">
-            <wp:extent cx="5760720" cy="2736342"/>
+            <wp:extent cx="4572000" cy="2171700"/>
             <wp:docPr id="2" name="Picture 2"/>
             <wp:cNvGraphicFramePr>
               <a:graphicFrameLocks noChangeAspect="1"/>
@@ -1391,7 +1391,7 @@
                   <pic:spPr>
                     <a:xfrm>
                       <a:off x="0" y="0"/>
-                      <a:ext cx="5760720" cy="2736342"/>
+                      <a:ext cx="4572000" cy="2171700"/>
                     </a:xfrm>
                     <a:prstGeom prst="rect"/>
                   </pic:spPr>
@@ -3105,7 +3105,7 @@
       <w:r>
         <w:drawing>
           <wp:inline xmlns:a="http://schemas.openxmlformats.org/drawingml/2006/main" xmlns:pic="http://schemas.openxmlformats.org/drawingml/2006/picture">
-            <wp:extent cx="5760720" cy="2736342"/>
+            <wp:extent cx="4572000" cy="2171700"/>
             <wp:docPr id="3" name="Picture 3"/>
             <wp:cNvGraphicFramePr>
               <a:graphicFrameLocks noChangeAspect="1"/>
@@ -3126,7 +3126,7 @@
                   <pic:spPr>
                     <a:xfrm>
                       <a:off x="0" y="0"/>
-                      <a:ext cx="5760720" cy="2736342"/>
+                      <a:ext cx="4572000" cy="2171700"/>
                     </a:xfrm>
                     <a:prstGeom prst="rect"/>
                   </pic:spPr>
@@ -5008,7 +5008,7 @@
       <w:r>
         <w:drawing>
           <wp:inline xmlns:a="http://schemas.openxmlformats.org/drawingml/2006/main" xmlns:pic="http://schemas.openxmlformats.org/drawingml/2006/picture">
-            <wp:extent cx="5760720" cy="2880360"/>
+            <wp:extent cx="4572000" cy="2286000"/>
             <wp:docPr id="4" name="Picture 4"/>
             <wp:cNvGraphicFramePr>
               <a:graphicFrameLocks noChangeAspect="1"/>
@@ -5029,7 +5029,7 @@
                   <pic:spPr>
                     <a:xfrm>
                       <a:off x="0" y="0"/>
-                      <a:ext cx="5760720" cy="2880360"/>
+                      <a:ext cx="4572000" cy="2286000"/>
                     </a:xfrm>
                     <a:prstGeom prst="rect"/>
                   </pic:spPr>
@@ -5385,7 +5385,7 @@
       <w:r>
         <w:drawing>
           <wp:inline xmlns:a="http://schemas.openxmlformats.org/drawingml/2006/main" xmlns:pic="http://schemas.openxmlformats.org/drawingml/2006/picture">
-            <wp:extent cx="5760720" cy="3240405"/>
+            <wp:extent cx="4572000" cy="2571750"/>
             <wp:docPr id="5" name="Picture 5"/>
             <wp:cNvGraphicFramePr>
               <a:graphicFrameLocks noChangeAspect="1"/>
@@ -5406,7 +5406,7 @@
                   <pic:spPr>
                     <a:xfrm>
                       <a:off x="0" y="0"/>
-                      <a:ext cx="5760720" cy="3240405"/>
+                      <a:ext cx="4572000" cy="2571750"/>
                     </a:xfrm>
                     <a:prstGeom prst="rect"/>
                   </pic:spPr>
@@ -6224,7 +6224,7 @@
       <w:r>
         <w:drawing>
           <wp:inline xmlns:a="http://schemas.openxmlformats.org/drawingml/2006/main" xmlns:pic="http://schemas.openxmlformats.org/drawingml/2006/picture">
-            <wp:extent cx="5760720" cy="3240405"/>
+            <wp:extent cx="4572000" cy="2571750"/>
             <wp:docPr id="6" name="Picture 6"/>
             <wp:cNvGraphicFramePr>
               <a:graphicFrameLocks noChangeAspect="1"/>
@@ -6245,7 +6245,7 @@
                   <pic:spPr>
                     <a:xfrm>
                       <a:off x="0" y="0"/>
-                      <a:ext cx="5760720" cy="3240405"/>
+                      <a:ext cx="4572000" cy="2571750"/>
                     </a:xfrm>
                     <a:prstGeom prst="rect"/>
                   </pic:spPr>
@@ -12391,7 +12391,7 @@
       <w:r>
         <w:drawing>
           <wp:inline xmlns:a="http://schemas.openxmlformats.org/drawingml/2006/main" xmlns:pic="http://schemas.openxmlformats.org/drawingml/2006/picture">
-            <wp:extent cx="5760720" cy="4320540"/>
+            <wp:extent cx="4389120" cy="3291840"/>
             <wp:docPr id="7" name="Picture 7"/>
             <wp:cNvGraphicFramePr>
               <a:graphicFrameLocks noChangeAspect="1"/>
@@ -12412,7 +12412,7 @@
                   <pic:spPr>
                     <a:xfrm>
                       <a:off x="0" y="0"/>
-                      <a:ext cx="5760720" cy="4320540"/>
+                      <a:ext cx="4389120" cy="3291840"/>
                     </a:xfrm>
                     <a:prstGeom prst="rect"/>
                   </pic:spPr>
@@ -12921,7 +12921,7 @@
       <w:r>
         <w:drawing>
           <wp:inline xmlns:a="http://schemas.openxmlformats.org/drawingml/2006/main" xmlns:pic="http://schemas.openxmlformats.org/drawingml/2006/picture">
-            <wp:extent cx="5760720" cy="4320540"/>
+            <wp:extent cx="4389120" cy="3291840"/>
             <wp:docPr id="8" name="Picture 8"/>
             <wp:cNvGraphicFramePr>
               <a:graphicFrameLocks noChangeAspect="1"/>
@@ -12942,7 +12942,7 @@
                   <pic:spPr>
                     <a:xfrm>
                       <a:off x="0" y="0"/>
-                      <a:ext cx="5760720" cy="4320540"/>
+                      <a:ext cx="4389120" cy="3291840"/>
                     </a:xfrm>
                     <a:prstGeom prst="rect"/>
                   </pic:spPr>
@@ -13619,7 +13619,7 @@
       <w:r>
         <w:drawing>
           <wp:inline xmlns:a="http://schemas.openxmlformats.org/drawingml/2006/main" xmlns:pic="http://schemas.openxmlformats.org/drawingml/2006/picture">
-            <wp:extent cx="5760720" cy="4320540"/>
+            <wp:extent cx="4389120" cy="3291840"/>
             <wp:docPr id="9" name="Picture 9"/>
             <wp:cNvGraphicFramePr>
               <a:graphicFrameLocks noChangeAspect="1"/>
@@ -13640,7 +13640,7 @@
                   <pic:spPr>
                     <a:xfrm>
                       <a:off x="0" y="0"/>
-                      <a:ext cx="5760720" cy="4320540"/>
+                      <a:ext cx="4389120" cy="3291840"/>
                     </a:xfrm>
                     <a:prstGeom prst="rect"/>
                   </pic:spPr>
@@ -14443,7 +14443,7 @@
       <w:r>
         <w:drawing>
           <wp:inline xmlns:a="http://schemas.openxmlformats.org/drawingml/2006/main" xmlns:pic="http://schemas.openxmlformats.org/drawingml/2006/picture">
-            <wp:extent cx="5760720" cy="2880360"/>
+            <wp:extent cx="4572000" cy="2286000"/>
             <wp:docPr id="10" name="Picture 10"/>
             <wp:cNvGraphicFramePr>
               <a:graphicFrameLocks noChangeAspect="1"/>
@@ -14464,7 +14464,7 @@
                   <pic:spPr>
                     <a:xfrm>
                       <a:off x="0" y="0"/>
-                      <a:ext cx="5760720" cy="2880360"/>
+                      <a:ext cx="4572000" cy="2286000"/>
                     </a:xfrm>
                     <a:prstGeom prst="rect"/>
                   </pic:spPr>
@@ -15058,7 +15058,7 @@
       <w:r>
         <w:drawing>
           <wp:inline xmlns:a="http://schemas.openxmlformats.org/drawingml/2006/main" xmlns:pic="http://schemas.openxmlformats.org/drawingml/2006/picture">
-            <wp:extent cx="5760720" cy="4320540"/>
+            <wp:extent cx="4389120" cy="3291840"/>
             <wp:docPr id="11" name="Picture 11"/>
             <wp:cNvGraphicFramePr>
               <a:graphicFrameLocks noChangeAspect="1"/>
@@ -15079,7 +15079,7 @@
                   <pic:spPr>
                     <a:xfrm>
                       <a:off x="0" y="0"/>
-                      <a:ext cx="5760720" cy="4320540"/>
+                      <a:ext cx="4389120" cy="3291840"/>
                     </a:xfrm>
                     <a:prstGeom prst="rect"/>
                   </pic:spPr>
@@ -22281,7 +22281,7 @@
       <w:r>
         <w:drawing>
           <wp:inline xmlns:a="http://schemas.openxmlformats.org/drawingml/2006/main" xmlns:pic="http://schemas.openxmlformats.org/drawingml/2006/picture">
-            <wp:extent cx="5760720" cy="2736342"/>
+            <wp:extent cx="4572000" cy="2171700"/>
             <wp:docPr id="12" name="Picture 12"/>
             <wp:cNvGraphicFramePr>
               <a:graphicFrameLocks noChangeAspect="1"/>
@@ -22302,7 +22302,7 @@
                   <pic:spPr>
                     <a:xfrm>
                       <a:off x="0" y="0"/>
-                      <a:ext cx="5760720" cy="2736342"/>
+                      <a:ext cx="4572000" cy="2171700"/>
                     </a:xfrm>
                     <a:prstGeom prst="rect"/>
                   </pic:spPr>
@@ -22742,7 +22742,7 @@
       <w:r>
         <w:drawing>
           <wp:inline xmlns:a="http://schemas.openxmlformats.org/drawingml/2006/main" xmlns:pic="http://schemas.openxmlformats.org/drawingml/2006/picture">
-            <wp:extent cx="5760720" cy="2736342"/>
+            <wp:extent cx="4572000" cy="2171700"/>
             <wp:docPr id="13" name="Picture 13"/>
             <wp:cNvGraphicFramePr>
               <a:graphicFrameLocks noChangeAspect="1"/>
@@ -22763,7 +22763,7 @@
                   <pic:spPr>
                     <a:xfrm>
                       <a:off x="0" y="0"/>
-                      <a:ext cx="5760720" cy="2736342"/>
+                      <a:ext cx="4572000" cy="2171700"/>
                     </a:xfrm>
                     <a:prstGeom prst="rect"/>
                   </pic:spPr>
@@ -24673,7 +24673,7 @@
       <w:r>
         <w:drawing>
           <wp:inline xmlns:a="http://schemas.openxmlformats.org/drawingml/2006/main" xmlns:pic="http://schemas.openxmlformats.org/drawingml/2006/picture">
-            <wp:extent cx="5760720" cy="2742055"/>
+            <wp:extent cx="4562475" cy="2171700"/>
             <wp:docPr id="14" name="Picture 14"/>
             <wp:cNvGraphicFramePr>
               <a:graphicFrameLocks noChangeAspect="1"/>
@@ -24694,7 +24694,7 @@
                   <pic:spPr>
                     <a:xfrm>
                       <a:off x="0" y="0"/>
-                      <a:ext cx="5760720" cy="2742055"/>
+                      <a:ext cx="4562475" cy="2171700"/>
                     </a:xfrm>
                     <a:prstGeom prst="rect"/>
                   </pic:spPr>
